--- a/content/Bios/Ron_Piotraschke.docx
+++ b/content/Bios/Ron_Piotraschke.docx
@@ -1,238 +1,8 @@
 
 <file path=word/document.xml><?xml version="1.0" encoding="utf-8"?>
-<w:document xmlns:w14="http://schemas.microsoft.com/office/word/2010/wordml" xmlns:wp14="http://schemas.microsoft.com/office/word/2010/wordprocessingDrawing" xmlns:w="http://schemas.openxmlformats.org/wordprocessingml/2006/main" xmlns:m="http://schemas.openxmlformats.org/officeDocument/2006/math" xmlns:r="http://schemas.openxmlformats.org/officeDocument/2006/relationships" xmlns:o="urn:schemas-microsoft-com:office:office" xmlns:v="urn:schemas-microsoft-com:vml" xmlns:w10="urn:schemas-microsoft-com:office:word" xmlns:a="http://schemas.openxmlformats.org/drawingml/2006/main" xmlns:pic="http://schemas.openxmlformats.org/drawingml/2006/picture" xmlns:wp="http://schemas.openxmlformats.org/drawingml/2006/wordprocessingDrawing" xmlns:mc="http://schemas.openxmlformats.org/markup-compatibility/2006" mc:Ignorable="w14 wp14">
+<w:document xmlns:ns1="http://schemas.openxmlformats.org/markup-compatibility/2006" xmlns:ns2="http://schemas.microsoft.com/office/word/2010/wordml" xmlns:w="http://schemas.openxmlformats.org/wordprocessingml/2006/main" ns1:Ignorable="w14 wp14">
   <w:body>
-    <w:p xmlns:wp14="http://schemas.microsoft.com/office/word/2010/wordml" wp14:textId="77777777">
-      <w:pPr>
-        <w:pStyle w:val="FirstParagraph"/>
-      </w:pPr>
-      <w:r>
-        <w:rPr/>
-        <w:t>2002 Hall of Fame Inductee Ronald Piotraschke – Colorado Springs</w:t>
-      </w:r>
-      <w:r>
-        <w:rPr/>
-        <w:t xml:space="preserve"> </w:t>
-      </w:r>
-      <w:r>
-        <w:rPr/>
-        <w:t>Ronald Piotraschke graduated from Colorado University in 1954 with a Bachelor of Science</w:t>
-      </w:r>
-      <w:r>
-        <w:rPr/>
-        <w:t xml:space="preserve"> </w:t>
-      </w:r>
-      <w:r>
-        <w:rPr/>
-        <w:t>Degree in Physical Education and started umpiring baseball in Jefferson County with the</w:t>
-      </w:r>
-      <w:r>
-        <w:rPr/>
-        <w:t xml:space="preserve"> </w:t>
-      </w:r>
-      <w:r>
-        <w:rPr/>
-        <w:t>Umpire’s Association of Colorado under tutelage of Bill Vincent. Ron learned quickly</w:t>
-      </w:r>
-      <w:r>
-        <w:rPr/>
-        <w:t xml:space="preserve"> </w:t>
-      </w:r>
-      <w:r>
-        <w:rPr/>
-        <w:t>working midget and junior games with the one-umpire system. Fees were four dollars per</w:t>
-      </w:r>
-      <w:r>
-        <w:rPr/>
-        <w:t xml:space="preserve"> </w:t>
-      </w:r>
-      <w:r>
-        <w:rPr/>
-        <w:t>game</w:t>
-      </w:r>
-      <w:r>
-        <w:rPr/>
-        <w:t xml:space="preserve"> and the usual schedule carried a double header on Saturday followed by another on</w:t>
-      </w:r>
-      <w:r>
-        <w:rPr/>
-        <w:t xml:space="preserve"> </w:t>
-      </w:r>
-      <w:r>
-        <w:rPr/>
-        <w:t>Sunday. Ron worked his way up to Legion A and B and finally to semi-pro at the Jefferson</w:t>
-      </w:r>
-      <w:r>
-        <w:rPr/>
-        <w:t xml:space="preserve"> </w:t>
-      </w:r>
-      <w:r>
-        <w:rPr/>
-        <w:t>County Fairground. Ron also worked fast pitch softball around the Denver and Englewood</w:t>
-      </w:r>
-      <w:r>
-        <w:rPr/>
-        <w:t xml:space="preserve"> </w:t>
-      </w:r>
-      <w:r>
-        <w:rPr/>
-        <w:t>area.</w:t>
-      </w:r>
-      <w:r>
-        <w:rPr/>
-        <w:t xml:space="preserve"> </w:t>
-      </w:r>
-      <w:r>
-        <w:rPr/>
-        <w:t xml:space="preserve">At Cheraw School near LaJunta, Ron </w:t>
-      </w:r>
-      <w:r>
-        <w:rPr/>
-        <w:t>was responsible for</w:t>
-      </w:r>
-      <w:r>
-        <w:rPr/>
-        <w:t xml:space="preserve"> starting the baseball program and</w:t>
-      </w:r>
-      <w:r>
-        <w:rPr/>
-        <w:t xml:space="preserve"> </w:t>
-      </w:r>
-      <w:r>
-        <w:rPr/>
-        <w:t>taught there for nine years. He then moved to England for four years and on to Colorado</w:t>
-      </w:r>
-      <w:r>
-        <w:rPr/>
-        <w:t xml:space="preserve"> </w:t>
-      </w:r>
-      <w:r>
-        <w:rPr/>
-        <w:t>Springs where George Theodore and Bob Mullenberg guided his career.</w:t>
-      </w:r>
-      <w:r>
-        <w:rPr/>
-        <w:t xml:space="preserve"> </w:t>
-      </w:r>
-      <w:r>
-        <w:rPr/>
-        <w:t xml:space="preserve">While in Colorado Springs, Ron </w:t>
-      </w:r>
-      <w:r>
-        <w:rPr/>
-        <w:t>worked</w:t>
-      </w:r>
-      <w:r>
-        <w:rPr/>
-        <w:t xml:space="preserve"> several Class A Tournaments and many district and</w:t>
-      </w:r>
-      <w:r>
-        <w:rPr/>
-        <w:t xml:space="preserve"> </w:t>
-      </w:r>
-      <w:r>
-        <w:rPr/>
-        <w:t>regional games including 3A to 5A championship games. His college games included the Air</w:t>
-      </w:r>
-      <w:r>
-        <w:rPr/>
-        <w:t xml:space="preserve"> </w:t>
-      </w:r>
-      <w:r>
-        <w:rPr/>
-        <w:t>force</w:t>
-      </w:r>
-      <w:r>
-        <w:rPr/>
-        <w:t xml:space="preserve"> Academy and Colorado College. Ron was also responsible for getting the Metro League</w:t>
-      </w:r>
-      <w:r>
-        <w:rPr/>
-        <w:t xml:space="preserve"> </w:t>
-      </w:r>
-      <w:r>
-        <w:rPr/>
-        <w:t xml:space="preserve">to adopt the three-umpire system for its league tournament. </w:t>
-      </w:r>
-      <w:r>
-        <w:rPr/>
-        <w:t>Perhaps his</w:t>
-      </w:r>
-      <w:r>
-        <w:rPr/>
-        <w:t xml:space="preserve"> greatest</w:t>
-      </w:r>
-      <w:r>
-        <w:rPr/>
-        <w:t xml:space="preserve"> </w:t>
-      </w:r>
-      <w:r>
-        <w:rPr/>
-        <w:t>contribution to Colorado Springs officiating was serving as the baseball and softball</w:t>
-      </w:r>
-      <w:r>
-        <w:rPr/>
-        <w:t xml:space="preserve"> </w:t>
-      </w:r>
-      <w:r>
-        <w:rPr/>
-        <w:t>assignor for 17 years retiring in 1994.</w:t>
-      </w:r>
-      <w:r>
-        <w:rPr/>
-        <w:t xml:space="preserve"> </w:t>
-      </w:r>
-      <w:r>
-        <w:rPr/>
-        <w:t>Ron was a successful teacher in Colorado for 29 years. He now lives in Fort Collins with his</w:t>
-      </w:r>
-      <w:r>
-        <w:rPr/>
-        <w:t xml:space="preserve"> </w:t>
-      </w:r>
-      <w:r>
-        <w:rPr/>
-        <w:t xml:space="preserve">wife, Alice. They have two children, Mike and Julie, and one grandson, Sam. He still </w:t>
-      </w:r>
-      <w:r>
-        <w:rPr/>
-        <w:t>works</w:t>
-      </w:r>
-      <w:r>
-        <w:rPr/>
-        <w:t xml:space="preserve"> </w:t>
-      </w:r>
-      <w:r>
-        <w:rPr/>
-        <w:t>high school softball.</w:t>
-      </w:r>
-    </w:p>
-    <w:p>
-      <w:pPr>
-        <w:pStyle w:val="BodyText"/>
-      </w:pPr>
-    </w:p>
-    <w:p>
-      <w:pPr>
-        <w:pStyle w:val="Heading2"/>
-        <w:spacing w:before="261" w:beforeAutospacing="off" w:after="261" w:afterAutospacing="off" w:line="300" w:lineRule="auto"/>
-      </w:pPr>
-      <w:r>
-        <w:rPr>
-          <w:rFonts w:ascii="Segoe UI" w:hAnsi="Segoe UI" w:eastAsia="Segoe UI" w:cs="Segoe UI"/>
-          <w:b w:val="1"/>
-          <w:bCs w:val="1"/>
-          <w:i w:val="0"/>
-          <w:iCs w:val="0"/>
-          <w:noProof w:val="0"/>
-          <w:sz w:val="31"/>
-          <w:szCs w:val="31"/>
-          <w:lang w:val="en-US"/>
-        </w:rPr>
-        <w:t>Revised Biography: Ronald Piotraschke</w:t>
-      </w:r>
-    </w:p>
-    <w:p>
+    <w:p ns2:paraId="072C752A" ns2:textId="0B5940A1">
       <w:pPr>
         <w:spacing w:before="0" w:beforeAutospacing="off" w:after="0" w:afterAutospacing="off" w:line="300" w:lineRule="auto"/>
       </w:pPr>
@@ -251,7 +21,7 @@
         <w:t>2002 Hall of Fame Inductee – Colorado Springs</w:t>
       </w:r>
     </w:p>
-    <w:p>
+    <w:p ns2:paraId="65C3C053" ns2:textId="28C76C0A">
       <w:pPr>
         <w:spacing w:before="0" w:beforeAutospacing="off" w:after="0" w:afterAutospacing="off" w:line="300" w:lineRule="auto"/>
         <w:rPr>
@@ -267,7 +37,7 @@
         </w:rPr>
       </w:pPr>
     </w:p>
-    <w:p>
+    <w:p ns2:paraId="23268F95" ns2:textId="1CD82E75">
       <w:pPr>
         <w:spacing w:before="0" w:beforeAutospacing="off" w:after="0" w:afterAutospacing="off" w:line="300" w:lineRule="auto"/>
         <w:rPr>
@@ -353,7 +123,7 @@
         <w:t xml:space="preserve"> under the guidance of Bill Vincent. Ron quickly developed his skills while working midget and junior games in a one‑umpire system, earning four dollars per game and typically handling Saturday and Sunday doubleheaders.</w:t>
       </w:r>
     </w:p>
-    <w:p>
+    <w:p ns2:paraId="17B1009A" ns2:textId="3D6BB365">
       <w:pPr>
         <w:spacing w:before="0" w:beforeAutospacing="off" w:after="0" w:afterAutospacing="off" w:line="300" w:lineRule="auto"/>
         <w:rPr>
@@ -495,7 +265,7 @@
         <w:t xml:space="preserve"> the school’s baseball program. He later spent four years in England before settling in Colorado Springs, where George Theodore and Bob Mullenberg further guided his officiating career.</w:t>
       </w:r>
     </w:p>
-    <w:p>
+    <w:p ns2:paraId="2186B690" ns2:textId="6715596A">
       <w:pPr>
         <w:spacing w:before="0" w:beforeAutospacing="off" w:after="0" w:afterAutospacing="off" w:line="300" w:lineRule="auto"/>
         <w:rPr>
@@ -665,7 +435,7 @@
         <w:t xml:space="preserve"> to adopt the three‑umpire system for its league tournament.</w:t>
       </w:r>
     </w:p>
-    <w:p>
+    <w:p ns2:paraId="47BB89BA" ns2:textId="27918562">
       <w:pPr>
         <w:spacing w:before="0" w:beforeAutospacing="off" w:after="0" w:afterAutospacing="off" w:line="300" w:lineRule="auto"/>
         <w:rPr>
@@ -695,7 +465,7 @@
         <w:t>Ron made a lasting contribution to the Colorado Springs officiating community by serving as the baseball and softball assignor for seventeen years, retiring from that position in 1994. A dedicated educator, he taught in Colorado schools for twenty‑nine years.</w:t>
       </w:r>
     </w:p>
-    <w:p>
+    <w:p ns2:paraId="7FDEF5AD" ns2:textId="15C82F6E">
       <w:pPr>
         <w:spacing w:before="0" w:beforeAutospacing="off" w:after="0" w:afterAutospacing="off" w:line="300" w:lineRule="auto"/>
         <w:rPr>
@@ -781,7 +551,7 @@
         <w:t xml:space="preserve"> high school softball.</w:t>
       </w:r>
     </w:p>
-    <w:p>
+    <w:p ns2:paraId="0705BF14" ns2:textId="1A20E981">
       <w:pPr>
         <w:pStyle w:val="BodyText"/>
       </w:pPr>
